--- a/docs/regulations.docx
+++ b/docs/regulations.docx
@@ -256,25 +256,7 @@
           <w:b/>
           <w:bCs/>
         </w:rPr>
-        <w:t>英語能力：具備基本英語聽說讀寫能力，能閱讀並理解英文技術性題目、進行基礎英文口語交流，並具備英語書面溝通之基本表達能力。請注意，本競賽初選筆試全程英文命題，後續選訓營授課及國際競賽</w:t>
-      </w:r>
-      <w:proofErr w:type="gramStart"/>
-      <w:r>
-        <w:rPr>
-          <w:rFonts w:ascii="Arial Unicode MS" w:eastAsia="Arial Unicode MS" w:hAnsi="Arial Unicode MS" w:cs="Arial Unicode MS"/>
-          <w:b/>
-          <w:bCs/>
-        </w:rPr>
-        <w:t>亦均以英文</w:t>
-      </w:r>
-      <w:proofErr w:type="gramEnd"/>
-      <w:r>
-        <w:rPr>
-          <w:rFonts w:ascii="Arial Unicode MS" w:eastAsia="Arial Unicode MS" w:hAnsi="Arial Unicode MS" w:cs="Arial Unicode MS"/>
-          <w:b/>
-          <w:bCs/>
-        </w:rPr>
-        <w:t>進行，請報名前自行審慎評估英語能力是否足以應對全程英文環境。</w:t>
+        <w:t>英語能力：具備基本英語聽說讀寫能力，能閱讀並理解英文技術性題目、進行基礎英文口語交流，並具備英語書面溝通之基本表達能力。請注意，本競賽初選筆試全程英文命題，後續選訓營授課及國際競賽亦均以英文進行，請報名前自行審慎評估英語能力是否足以應對全程英文環境。</w:t>
       </w:r>
     </w:p>
     <w:p>
@@ -299,20 +281,20 @@
           <w:rFonts w:ascii="新細明體" w:eastAsia="新細明體" w:hAnsi="新細明體" w:cs="新細明體" w:hint="eastAsia"/>
           <w:color w:val="EE0000"/>
         </w:rPr>
-        <w:t>：須能親自出席國立中央大學考場參加初選筆試，以及後續第一、二階段儲備選手培訓營與國際競賽者，始得報名。各階段時程為：一</w:t>
-      </w:r>
-      <w:proofErr w:type="gramStart"/>
+        <w:t>：須能親自出席國立中央大學考場參加初選筆試，以及後續第一、二階段儲備選手培訓營與國際競賽者，始得報名。各階段時程為：</w:t>
+      </w:r>
       <w:r>
         <w:rPr>
           <w:rFonts w:ascii="新細明體" w:eastAsia="新細明體" w:hAnsi="新細明體" w:cs="新細明體" w:hint="eastAsia"/>
-          <w:color w:val="EE0000"/>
-        </w:rPr>
-        <w:t>階選訓</w:t>
-      </w:r>
-      <w:proofErr w:type="gramEnd"/>
-      <w:r>
-        <w:rPr>
-          <w:rFonts w:ascii="Arial Unicode MS" w:eastAsia="Arial Unicode MS" w:hAnsi="Arial Unicode MS" w:cs="Arial Unicode MS"/>
+          <w:strike/>
+          <w:color w:val="EE0000"/>
+        </w:rPr>
+        <w:t>一階選訓</w:t>
+      </w:r>
+      <w:r>
+        <w:rPr>
+          <w:rFonts w:ascii="Arial Unicode MS" w:eastAsia="Arial Unicode MS" w:hAnsi="Arial Unicode MS" w:cs="Arial Unicode MS"/>
+          <w:strike/>
           <w:color w:val="EE0000"/>
         </w:rPr>
         <w:t xml:space="preserve"> 115 </w:t>
@@ -320,6 +302,7 @@
       <w:r>
         <w:rPr>
           <w:rFonts w:ascii="新細明體" w:eastAsia="新細明體" w:hAnsi="新細明體" w:cs="新細明體" w:hint="eastAsia"/>
+          <w:strike/>
           <w:color w:val="EE0000"/>
         </w:rPr>
         <w:t>年</w:t>
@@ -327,6 +310,7 @@
       <w:r>
         <w:rPr>
           <w:rFonts w:ascii="Arial Unicode MS" w:eastAsia="Arial Unicode MS" w:hAnsi="Arial Unicode MS" w:cs="Arial Unicode MS"/>
+          <w:strike/>
           <w:color w:val="EE0000"/>
         </w:rPr>
         <w:t xml:space="preserve"> 6 </w:t>
@@ -334,6 +318,7 @@
       <w:r>
         <w:rPr>
           <w:rFonts w:ascii="新細明體" w:eastAsia="新細明體" w:hAnsi="新細明體" w:cs="新細明體" w:hint="eastAsia"/>
+          <w:strike/>
           <w:color w:val="EE0000"/>
         </w:rPr>
         <w:t>月</w:t>
@@ -341,6 +326,7 @@
       <w:r>
         <w:rPr>
           <w:rFonts w:ascii="Arial Unicode MS" w:eastAsia="Arial Unicode MS" w:hAnsi="Arial Unicode MS" w:cs="Arial Unicode MS"/>
+          <w:strike/>
           <w:color w:val="EE0000"/>
         </w:rPr>
         <w:t xml:space="preserve"> 7 </w:t>
@@ -348,6 +334,7 @@
       <w:r>
         <w:rPr>
           <w:rFonts w:ascii="新細明體" w:eastAsia="新細明體" w:hAnsi="新細明體" w:cs="新細明體" w:hint="eastAsia"/>
+          <w:strike/>
           <w:color w:val="EE0000"/>
         </w:rPr>
         <w:t>日至</w:t>
@@ -355,6 +342,7 @@
       <w:r>
         <w:rPr>
           <w:rFonts w:ascii="Arial Unicode MS" w:eastAsia="Arial Unicode MS" w:hAnsi="Arial Unicode MS" w:cs="Arial Unicode MS"/>
+          <w:strike/>
           <w:color w:val="EE0000"/>
         </w:rPr>
         <w:t xml:space="preserve"> 6 </w:t>
@@ -362,6 +350,7 @@
       <w:r>
         <w:rPr>
           <w:rFonts w:ascii="新細明體" w:eastAsia="新細明體" w:hAnsi="新細明體" w:cs="新細明體" w:hint="eastAsia"/>
+          <w:strike/>
           <w:color w:val="EE0000"/>
         </w:rPr>
         <w:t>月</w:t>
@@ -369,6 +358,7 @@
       <w:r>
         <w:rPr>
           <w:rFonts w:ascii="Arial Unicode MS" w:eastAsia="Arial Unicode MS" w:hAnsi="Arial Unicode MS" w:cs="Arial Unicode MS"/>
+          <w:strike/>
           <w:color w:val="EE0000"/>
         </w:rPr>
         <w:t xml:space="preserve"> 13 </w:t>
@@ -376,36 +366,63 @@
       <w:r>
         <w:rPr>
           <w:rFonts w:ascii="新細明體" w:eastAsia="新細明體" w:hAnsi="新細明體" w:cs="新細明體" w:hint="eastAsia"/>
-          <w:color w:val="EE0000"/>
-        </w:rPr>
-        <w:t>日、二</w:t>
-      </w:r>
-      <w:proofErr w:type="gramStart"/>
+          <w:strike/>
+          <w:color w:val="EE0000"/>
+        </w:rPr>
+        <w:t>日、二階選訓</w:t>
+      </w:r>
+      <w:r>
+        <w:rPr>
+          <w:rFonts w:ascii="Arial Unicode MS" w:eastAsia="Arial Unicode MS" w:hAnsi="Arial Unicode MS" w:cs="Arial Unicode MS"/>
+          <w:strike/>
+          <w:color w:val="EE0000"/>
+        </w:rPr>
+        <w:t xml:space="preserve"> 115 </w:t>
+      </w:r>
       <w:r>
         <w:rPr>
           <w:rFonts w:ascii="新細明體" w:eastAsia="新細明體" w:hAnsi="新細明體" w:cs="新細明體" w:hint="eastAsia"/>
-          <w:color w:val="EE0000"/>
-        </w:rPr>
-        <w:t>階選訓</w:t>
-      </w:r>
-      <w:proofErr w:type="gramEnd"/>
-      <w:r>
-        <w:rPr>
-          <w:rFonts w:ascii="Arial Unicode MS" w:eastAsia="Arial Unicode MS" w:hAnsi="Arial Unicode MS" w:cs="Arial Unicode MS"/>
-          <w:color w:val="EE0000"/>
-        </w:rPr>
-        <w:t xml:space="preserve"> 115 </w:t>
+          <w:strike/>
+          <w:color w:val="EE0000"/>
+        </w:rPr>
+        <w:t>年</w:t>
+      </w:r>
+      <w:r>
+        <w:rPr>
+          <w:rFonts w:ascii="Arial Unicode MS" w:eastAsia="Arial Unicode MS" w:hAnsi="Arial Unicode MS" w:cs="Arial Unicode MS"/>
+          <w:strike/>
+          <w:color w:val="EE0000"/>
+        </w:rPr>
+        <w:t xml:space="preserve"> 7 </w:t>
       </w:r>
       <w:r>
         <w:rPr>
           <w:rFonts w:ascii="新細明體" w:eastAsia="新細明體" w:hAnsi="新細明體" w:cs="新細明體" w:hint="eastAsia"/>
-          <w:color w:val="EE0000"/>
-        </w:rPr>
-        <w:t>年</w:t>
-      </w:r>
-      <w:r>
-        <w:rPr>
-          <w:rFonts w:ascii="Arial Unicode MS" w:eastAsia="Arial Unicode MS" w:hAnsi="Arial Unicode MS" w:cs="Arial Unicode MS"/>
+          <w:strike/>
+          <w:color w:val="EE0000"/>
+        </w:rPr>
+        <w:t>月</w:t>
+      </w:r>
+      <w:r>
+        <w:rPr>
+          <w:rFonts w:ascii="Arial Unicode MS" w:eastAsia="Arial Unicode MS" w:hAnsi="Arial Unicode MS" w:cs="Arial Unicode MS"/>
+          <w:strike/>
+          <w:color w:val="EE0000"/>
+        </w:rPr>
+        <w:t xml:space="preserve"> 6 </w:t>
+      </w:r>
+      <w:r>
+        <w:rPr>
+          <w:rFonts w:ascii="新細明體" w:eastAsia="新細明體" w:hAnsi="新細明體" w:cs="新細明體" w:hint="eastAsia"/>
+          <w:strike/>
+          <w:color w:val="EE0000"/>
+        </w:rPr>
+        <w:t>日至</w:t>
+      </w:r>
+      <w:r>
+        <w:rPr>
+          <w:rFonts w:ascii="Arial Unicode MS" w:eastAsia="Arial Unicode MS" w:hAnsi="Arial Unicode MS" w:cs="Arial Unicode MS"/>
+          <w:strike/>
           <w:color w:val="EE0000"/>
         </w:rPr>
         <w:t xml:space="preserve"> 7 </w:t>
@@ -413,6 +430,7 @@
       <w:r>
         <w:rPr>
           <w:rFonts w:ascii="新細明體" w:eastAsia="新細明體" w:hAnsi="新細明體" w:cs="新細明體" w:hint="eastAsia"/>
+          <w:strike/>
           <w:color w:val="EE0000"/>
         </w:rPr>
         <w:t>月</w:t>
@@ -420,44 +438,32 @@
       <w:r>
         <w:rPr>
           <w:rFonts w:ascii="Arial Unicode MS" w:eastAsia="Arial Unicode MS" w:hAnsi="Arial Unicode MS" w:cs="Arial Unicode MS"/>
-          <w:color w:val="EE0000"/>
-        </w:rPr>
-        <w:t xml:space="preserve"> 6 </w:t>
+          <w:strike/>
+          <w:color w:val="EE0000"/>
+        </w:rPr>
+        <w:t xml:space="preserve"> 10 </w:t>
       </w:r>
       <w:r>
         <w:rPr>
           <w:rFonts w:ascii="新細明體" w:eastAsia="新細明體" w:hAnsi="新細明體" w:cs="新細明體" w:hint="eastAsia"/>
-          <w:color w:val="EE0000"/>
-        </w:rPr>
-        <w:t>日至</w:t>
-      </w:r>
-      <w:r>
-        <w:rPr>
-          <w:rFonts w:ascii="Arial Unicode MS" w:eastAsia="Arial Unicode MS" w:hAnsi="Arial Unicode MS" w:cs="Arial Unicode MS"/>
-          <w:color w:val="EE0000"/>
-        </w:rPr>
-        <w:t xml:space="preserve"> 7 </w:t>
+          <w:strike/>
+          <w:color w:val="EE0000"/>
+        </w:rPr>
+        <w:t>日</w:t>
       </w:r>
       <w:r>
         <w:rPr>
           <w:rFonts w:ascii="新細明體" w:eastAsia="新細明體" w:hAnsi="新細明體" w:cs="新細明體" w:hint="eastAsia"/>
           <w:color w:val="EE0000"/>
         </w:rPr>
-        <w:t>月</w:t>
-      </w:r>
-      <w:r>
-        <w:rPr>
-          <w:rFonts w:ascii="Arial Unicode MS" w:eastAsia="Arial Unicode MS" w:hAnsi="Arial Unicode MS" w:cs="Arial Unicode MS"/>
-          <w:color w:val="EE0000"/>
-        </w:rPr>
-        <w:t xml:space="preserve"> 10 </w:t>
+        <w:t xml:space="preserve"> 一二階選訓於 115 年 7 月</w:t>
       </w:r>
       <w:r>
         <w:rPr>
           <w:rFonts w:ascii="新細明體" w:eastAsia="新細明體" w:hAnsi="新細明體" w:cs="新細明體" w:hint="eastAsia"/>
           <w:color w:val="EE0000"/>
         </w:rPr>
-        <w:t>日、國際競賽</w:t>
+        <w:t>、國際競賽</w:t>
       </w:r>
       <w:r>
         <w:rPr>
@@ -601,21 +607,7 @@
         <w:rPr>
           <w:rFonts w:ascii="Arial Unicode MS" w:eastAsia="Arial Unicode MS" w:hAnsi="Arial Unicode MS" w:cs="Arial Unicode MS"/>
         </w:rPr>
-        <w:t>報名方式：請至本競賽官方網站</w:t>
-      </w:r>
-      <w:proofErr w:type="gramStart"/>
-      <w:r>
-        <w:rPr>
-          <w:rFonts w:ascii="Arial Unicode MS" w:eastAsia="Arial Unicode MS" w:hAnsi="Arial Unicode MS" w:cs="Arial Unicode MS"/>
-        </w:rPr>
-        <w:t>填寫線上報名表</w:t>
-      </w:r>
-      <w:proofErr w:type="gramEnd"/>
-      <w:r>
-        <w:rPr>
-          <w:rFonts w:ascii="Arial Unicode MS" w:eastAsia="Arial Unicode MS" w:hAnsi="Arial Unicode MS" w:cs="Arial Unicode MS"/>
-        </w:rPr>
-        <w:t>，並上傳下列文件：</w:t>
+        <w:t>報名方式：請至本競賽官方網站填寫線上報名表，並上傳下列文件：</w:t>
       </w:r>
     </w:p>
     <w:p>
@@ -742,21 +734,7 @@
         <w:rPr>
           <w:rFonts w:ascii="Arial Unicode MS" w:eastAsia="Arial Unicode MS" w:hAnsi="Arial Unicode MS" w:cs="Arial Unicode MS"/>
         </w:rPr>
-        <w:t>每人限報名一次，不得重複報名；如經查獲重複報名者，主辦單位</w:t>
-      </w:r>
-      <w:proofErr w:type="gramStart"/>
-      <w:r>
-        <w:rPr>
-          <w:rFonts w:ascii="Arial Unicode MS" w:eastAsia="Arial Unicode MS" w:hAnsi="Arial Unicode MS" w:cs="Arial Unicode MS"/>
-        </w:rPr>
-        <w:t>逕</w:t>
-      </w:r>
-      <w:proofErr w:type="gramEnd"/>
-      <w:r>
-        <w:rPr>
-          <w:rFonts w:ascii="Arial Unicode MS" w:eastAsia="Arial Unicode MS" w:hAnsi="Arial Unicode MS" w:cs="Arial Unicode MS"/>
-        </w:rPr>
-        <w:t>予取消其報名資格。</w:t>
+        <w:t>每人限報名一次，不得重複報名；如經查獲重複報名者，主辦單位逕予取消其報名資格。</w:t>
       </w:r>
     </w:p>
     <w:p>
@@ -1074,21 +1052,7 @@
         <w:rPr>
           <w:rFonts w:ascii="Arial Unicode MS" w:eastAsia="Arial Unicode MS" w:hAnsi="Arial Unicode MS" w:cs="Arial Unicode MS"/>
         </w:rPr>
-        <w:t>：由本計畫邀請國內各大專院校 AI 及資訊工程領域專家學者組成獨立命題委員會共同</w:t>
-      </w:r>
-      <w:proofErr w:type="gramStart"/>
-      <w:r>
-        <w:rPr>
-          <w:rFonts w:ascii="Arial Unicode MS" w:eastAsia="Arial Unicode MS" w:hAnsi="Arial Unicode MS" w:cs="Arial Unicode MS"/>
-        </w:rPr>
-        <w:t>命題與審題</w:t>
-      </w:r>
-      <w:proofErr w:type="gramEnd"/>
-      <w:r>
-        <w:rPr>
-          <w:rFonts w:ascii="Arial Unicode MS" w:eastAsia="Arial Unicode MS" w:hAnsi="Arial Unicode MS" w:cs="Arial Unicode MS"/>
-        </w:rPr>
-        <w:t>，並於測驗前完成標準答案及評分細則之訂定，確保評量之客觀性與公正性。</w:t>
+        <w:t>：由本計畫邀請國內各大專院校 AI 及資訊工程領域專家學者組成獨立命題委員會共同命題與審題，並於測驗前完成標準答案及評分細則之訂定，確保評量之客觀性與公正性。</w:t>
       </w:r>
     </w:p>
     <w:p>
@@ -1164,21 +1128,7 @@
         <w:rPr>
           <w:rFonts w:ascii="Arial Unicode MS" w:eastAsia="Arial Unicode MS" w:hAnsi="Arial Unicode MS" w:cs="Arial Unicode MS"/>
         </w:rPr>
-        <w:t>錄取名額保留予女性應試者，以落實性別平等參與精神。若女性報名人數不足 4 人，則以實際女性報名人數為</w:t>
-      </w:r>
-      <w:proofErr w:type="gramStart"/>
-      <w:r>
-        <w:rPr>
-          <w:rFonts w:ascii="Arial Unicode MS" w:eastAsia="Arial Unicode MS" w:hAnsi="Arial Unicode MS" w:cs="Arial Unicode MS"/>
-        </w:rPr>
-        <w:t>準</w:t>
-      </w:r>
-      <w:proofErr w:type="gramEnd"/>
-      <w:r>
-        <w:rPr>
-          <w:rFonts w:ascii="Arial Unicode MS" w:eastAsia="Arial Unicode MS" w:hAnsi="Arial Unicode MS" w:cs="Arial Unicode MS"/>
-        </w:rPr>
-        <w:t>。</w:t>
+        <w:t>錄取名額保留予女性應試者，以落實性別平等參與精神。若女性報名人數不足 4 人，則以實際女性報名人數為準。</w:t>
       </w:r>
     </w:p>
     <w:p>
@@ -1206,21 +1156,7 @@
         <w:rPr>
           <w:rFonts w:ascii="Arial Unicode MS" w:eastAsia="Arial Unicode MS" w:hAnsi="Arial Unicode MS" w:cs="Arial Unicode MS"/>
         </w:rPr>
-        <w:t xml:space="preserve"> 方式寄發，請確認報名時填寫之信箱正確，並注意查收（含垃圾信件夾）；主辦單位恕</w:t>
-      </w:r>
-      <w:proofErr w:type="gramStart"/>
-      <w:r>
-        <w:rPr>
-          <w:rFonts w:ascii="Arial Unicode MS" w:eastAsia="Arial Unicode MS" w:hAnsi="Arial Unicode MS" w:cs="Arial Unicode MS"/>
-        </w:rPr>
-        <w:t>不</w:t>
-      </w:r>
-      <w:proofErr w:type="gramEnd"/>
-      <w:r>
-        <w:rPr>
-          <w:rFonts w:ascii="Arial Unicode MS" w:eastAsia="Arial Unicode MS" w:hAnsi="Arial Unicode MS" w:cs="Arial Unicode MS"/>
-        </w:rPr>
-        <w:t>另行電話通知。</w:t>
+        <w:t xml:space="preserve"> 方式寄發，請確認報名時填寫之信箱正確，並注意查收（含垃圾信件夾）；主辦單位恕不另行電話通知。</w:t>
       </w:r>
     </w:p>
     <w:p>
@@ -2424,6 +2360,7 @@
   <w:style w:type="character" w:default="1" w:styleId="a0">
     <w:name w:val="Default Paragraph Font"/>
     <w:uiPriority w:val="1"/>
+    <w:semiHidden/>
     <w:unhideWhenUsed/>
   </w:style>
   <w:style w:type="table" w:default="1" w:styleId="a1">
